--- a/pr-preview/pr-307/measures.docx
+++ b/pr-preview/pr-307/measures.docx
@@ -15,7 +15,7 @@
         <w:pStyle w:val="Date"/>
       </w:pPr>
       <w:r>
-        <w:t xml:space="preserve">Last modified: 2026-10-15 02:01:50 (PDT)</w:t>
+        <w:t xml:space="preserve">Last modified: 2026-10-15 06:03:43 (PDT)</w:t>
       </w:r>
     </w:p>
     <w:p>
@@ -36559,7 +36559,38 @@
           <w:b/>
           <w:bCs/>
         </w:rPr>
-        <w:t xml:space="preserve">space and essential supremum norm)</w:t>
+        <w:t xml:space="preserve">space and essential supremum norm (</w:t>
+      </w:r>
+      <m:oMath>
+        <m:sSup>
+          <m:e>
+            <m:r>
+              <m:t>L</m:t>
+            </m:r>
+          </m:e>
+          <m:sup>
+            <m:r>
+              <m:rPr>
+                <m:sty m:val="p"/>
+              </m:rPr>
+              <m:t>∞</m:t>
+            </m:r>
+          </m:sup>
+        </m:sSup>
+      </m:oMath>
+      <w:r>
+        <w:rPr>
+          <w:b/>
+          <w:bCs/>
+        </w:rPr>
+        <w:t xml:space="preserve"> </w:t>
+      </w:r>
+      <w:r>
+        <w:rPr>
+          <w:b/>
+          <w:bCs/>
+        </w:rPr>
+        <w:t xml:space="preserve">norm))</w:t>
       </w:r>
       <w:r>
         <w:t xml:space="preserve"> </w:t>
